--- a/docs/Executive_Business_Report.docx
+++ b/docs/Executive_Business_Report.docx
@@ -257,17 +257,7 @@
           <w:szCs w:val="32"/>
         </w:rPr>
         <w:br/>
-        <w:t>actionable road safety insights</w:t>
-      </w:r>
-      <w:r>
-        <w:rPr>
-          <w:rFonts w:ascii="Times New Roman" w:hAnsi="Times New Roman" w:cs="Times New Roman"/>
-          <w:i/>
-          <w:iCs/>
-          <w:sz w:val="32"/>
-          <w:szCs w:val="32"/>
-        </w:rPr>
-        <w:t>.</w:t>
+        <w:t>actionable road safety insights.</w:t>
       </w:r>
     </w:p>
     <w:p>
@@ -359,17 +349,7 @@
           <w:sz w:val="36"/>
           <w:szCs w:val="36"/>
         </w:rPr>
-        <w:t>GitHub Portfolio</w:t>
-      </w:r>
-      <w:r>
-        <w:rPr>
-          <w:rFonts w:ascii="Times New Roman" w:hAnsi="Times New Roman" w:cs="Times New Roman"/>
-          <w:b/>
-          <w:bCs/>
-          <w:sz w:val="36"/>
-          <w:szCs w:val="36"/>
-        </w:rPr>
-        <w:t>:</w:t>
+        <w:t>GitHub Portfolio:</w:t>
       </w:r>
       <w:r>
         <w:rPr>
@@ -388,7 +368,7 @@
             <w:szCs w:val="32"/>
             <w:u w:val="none"/>
           </w:rPr>
-          <w:t>https://github.com/AnkanXcoder</w:t>
+          <w:t>https://github.com/AnkanXcoder/Indian_Road_Accident_Analysis.git</w:t>
         </w:r>
       </w:hyperlink>
     </w:p>
@@ -462,6 +442,14 @@
     <w:p/>
     <w:sdt>
       <w:sdtPr>
+        <w:rPr>
+          <w:rFonts w:asciiTheme="minorHAnsi" w:eastAsiaTheme="minorHAnsi" w:hAnsiTheme="minorHAnsi" w:cstheme="minorBidi"/>
+          <w:color w:val="auto"/>
+          <w:kern w:val="2"/>
+          <w:sz w:val="22"/>
+          <w:szCs w:val="22"/>
+          <w:lang w:val="en-IN"/>
+        </w:rPr>
         <w:id w:val="1033930147"/>
         <w:docPartObj>
           <w:docPartGallery w:val="Table of Contents"/>
@@ -470,15 +458,9 @@
       </w:sdtPr>
       <w:sdtEndPr>
         <w:rPr>
-          <w:rFonts w:asciiTheme="minorHAnsi" w:eastAsiaTheme="minorHAnsi" w:hAnsiTheme="minorHAnsi" w:cstheme="minorBidi"/>
           <w:b/>
           <w:bCs/>
           <w:noProof/>
-          <w:color w:val="auto"/>
-          <w:kern w:val="2"/>
-          <w:sz w:val="22"/>
-          <w:szCs w:val="22"/>
-          <w:lang w:val="en-IN"/>
         </w:rPr>
       </w:sdtEndPr>
       <w:sdtContent>
@@ -7438,6 +7420,9 @@
     </w:p>
     <w:p>
       <w:r>
+        <w:rPr>
+          <w:noProof/>
+        </w:rPr>
         <w:drawing>
           <wp:inline distT="0" distB="0" distL="0" distR="0" wp14:anchorId="24A99431" wp14:editId="2C729DAB">
             <wp:extent cx="6073812" cy="914400"/>
@@ -7549,6 +7534,9 @@
         <w:jc w:val="both"/>
       </w:pPr>
       <w:r>
+        <w:rPr>
+          <w:noProof/>
+        </w:rPr>
         <w:drawing>
           <wp:inline distT="0" distB="0" distL="0" distR="0" wp14:anchorId="3510683D" wp14:editId="229593F7">
             <wp:extent cx="5470293" cy="2992582"/>
@@ -7613,6 +7601,9 @@
       </w:pPr>
       <w:bookmarkStart w:id="16" w:name="_Toc234274669"/>
       <w:r>
+        <w:rPr>
+          <w:noProof/>
+        </w:rPr>
         <w:drawing>
           <wp:anchor distT="0" distB="0" distL="114300" distR="114300" simplePos="0" relativeHeight="251658752" behindDoc="0" locked="0" layoutInCell="1" allowOverlap="1" wp14:anchorId="7F4E642E" wp14:editId="76B514C2">
             <wp:simplePos x="0" y="0"/>
@@ -7708,6 +7699,9 @@
         <w:tab/>
       </w:r>
       <w:r>
+        <w:rPr>
+          <w:noProof/>
+        </w:rPr>
         <w:drawing>
           <wp:inline distT="0" distB="0" distL="0" distR="0" wp14:anchorId="1F48933E" wp14:editId="1DBE9146">
             <wp:extent cx="1923935" cy="737870"/>
@@ -9514,23 +9508,7 @@
           <w:b/>
           <w:bCs/>
         </w:rPr>
-        <w:t>6.</w:t>
-      </w:r>
-      <w:r>
-        <w:rPr>
-          <w:rFonts w:ascii="Times New Roman" w:hAnsi="Times New Roman" w:cs="Times New Roman"/>
-          <w:b/>
-          <w:bCs/>
-        </w:rPr>
-        <w:t>5</w:t>
-      </w:r>
-      <w:r>
-        <w:rPr>
-          <w:rFonts w:ascii="Times New Roman" w:hAnsi="Times New Roman" w:cs="Times New Roman"/>
-          <w:b/>
-          <w:bCs/>
-        </w:rPr>
-        <w:t xml:space="preserve"> Fatality Rate Analysis</w:t>
+        <w:t>6.5 Fatality Rate Analysis</w:t>
       </w:r>
       <w:bookmarkEnd w:id="33"/>
     </w:p>
@@ -10382,17 +10360,7 @@
           <w:sz w:val="28"/>
           <w:szCs w:val="28"/>
         </w:rPr>
-        <w:t xml:space="preserve">9.1 </w:t>
-      </w:r>
-      <w:r>
-        <w:rPr>
-          <w:rFonts w:ascii="Times New Roman" w:hAnsi="Times New Roman" w:cs="Times New Roman"/>
-          <w:b/>
-          <w:bCs/>
-          <w:sz w:val="28"/>
-          <w:szCs w:val="28"/>
-        </w:rPr>
-        <w:t>Project Achievements</w:t>
+        <w:t>9.1 Project Achievements</w:t>
       </w:r>
       <w:bookmarkEnd w:id="47"/>
     </w:p>
@@ -14668,6 +14636,7 @@
   <w:style w:type="character" w:default="1" w:styleId="DefaultParagraphFont">
     <w:name w:val="Default Paragraph Font"/>
     <w:uiPriority w:val="1"/>
+    <w:semiHidden/>
     <w:unhideWhenUsed/>
   </w:style>
   <w:style w:type="table" w:default="1" w:styleId="TableNormal">
@@ -15283,6 +15252,8 @@
   <w:rsids>
     <w:rsidRoot w:val="00AC1884"/>
     <w:rsid w:val="0041484F"/>
+    <w:rsid w:val="004B74A1"/>
+    <w:rsid w:val="00507AB3"/>
     <w:rsid w:val="00AC1884"/>
     <w:rsid w:val="00EF021D"/>
   </w:rsids>
@@ -15719,7 +15690,6 @@
     <w:uiPriority w:val="1"/>
     <w:semiHidden/>
     <w:unhideWhenUsed/>
-    <w:rsid w:val="00AC1884"/>
   </w:style>
   <w:style w:type="table" w:default="1" w:styleId="TableNormal">
     <w:name w:val="Normal Table"/>
